--- a/backend/templates/academic/reference.docx
+++ b/backend/templates/academic/reference.docx
@@ -376,8 +376,7 @@
     <w:qFormat/>
     <w:rsid w:val="00FC693F"/>
     <w:pPr>
-      <w:spacing w:line="360" w:lineRule="auto"/>
-      <w:ind w:firstLine="567"/>
+      <w:spacing w:before="0" w:after="0" w:line="360" w:lineRule="auto"/>
     </w:pPr>
     <w:rPr>
       <w:rFonts w:ascii="宋体" w:hAnsi="宋体" w:eastAsia="宋体"/>
@@ -439,17 +438,15 @@
     <w:pPr>
       <w:keepNext/>
       <w:keepLines/>
-      <w:spacing w:before="720" w:after="360"/>
+      <w:spacing w:before="600" w:after="120"/>
       <w:jc w:val="center"/>
       <w:outlineLvl w:val="0"/>
     </w:pPr>
     <w:rPr>
-      <w:rFonts w:asciiTheme="majorHAnsi" w:eastAsiaTheme="majorEastAsia" w:hAnsiTheme="majorHAnsi" w:cstheme="majorBidi" w:ascii="黑体" w:hAnsi="黑体" w:eastAsia="黑体"/>
+      <w:rFonts w:ascii="黑体" w:hAnsi="黑体" w:eastAsia="黑体"/>
       <w:b/>
       <w:bCs/>
-      <w:color w:val="365F91" w:themeColor="accent1" w:themeShade="BF"/>
       <w:sz w:val="32"/>
-      <w:szCs w:val="28"/>
     </w:rPr>
   </w:style>
   <w:style w:type="paragraph" w:styleId="Heading2">
@@ -464,16 +461,14 @@
     <w:pPr>
       <w:keepNext/>
       <w:keepLines/>
-      <w:spacing w:before="480" w:after="240"/>
+      <w:spacing w:before="120" w:after="120"/>
       <w:outlineLvl w:val="1"/>
     </w:pPr>
     <w:rPr>
-      <w:rFonts w:asciiTheme="majorHAnsi" w:eastAsiaTheme="majorEastAsia" w:hAnsiTheme="majorHAnsi" w:cstheme="majorBidi" w:ascii="黑体" w:hAnsi="黑体" w:eastAsia="黑体"/>
+      <w:rFonts w:ascii="黑体" w:hAnsi="黑体" w:eastAsia="黑体"/>
       <w:b/>
       <w:bCs/>
-      <w:color w:val="4F81BD" w:themeColor="accent1"/>
       <w:sz w:val="28"/>
-      <w:szCs w:val="26"/>
     </w:rPr>
   </w:style>
   <w:style w:type="paragraph" w:styleId="Heading3">
@@ -488,14 +483,13 @@
     <w:pPr>
       <w:keepNext/>
       <w:keepLines/>
-      <w:spacing w:before="360" w:after="120"/>
+      <w:spacing w:before="0" w:after="0"/>
       <w:outlineLvl w:val="2"/>
     </w:pPr>
     <w:rPr>
-      <w:rFonts w:asciiTheme="majorHAnsi" w:eastAsiaTheme="majorEastAsia" w:hAnsiTheme="majorHAnsi" w:cstheme="majorBidi" w:ascii="黑体" w:hAnsi="黑体" w:eastAsia="黑体"/>
+      <w:rFonts w:ascii="黑体" w:hAnsi="黑体" w:eastAsia="黑体"/>
       <w:b/>
       <w:bCs/>
-      <w:color w:val="4F81BD" w:themeColor="accent1"/>
       <w:sz w:val="24"/>
     </w:rPr>
   </w:style>
@@ -512,16 +506,16 @@
     <w:pPr>
       <w:keepNext/>
       <w:keepLines/>
-      <w:spacing w:before="200" w:after="0"/>
+      <w:spacing w:before="60" w:after="60"/>
       <w:outlineLvl w:val="3"/>
     </w:pPr>
     <w:rPr>
-      <w:rFonts w:asciiTheme="majorHAnsi" w:eastAsiaTheme="majorEastAsia" w:hAnsiTheme="majorHAnsi" w:cstheme="majorBidi"/>
+      <w:rFonts w:ascii="宋体" w:hAnsi="宋体" w:eastAsia="宋体"/>
       <w:b/>
       <w:bCs/>
       <w:i/>
       <w:iCs/>
-      <w:color w:val="4F81BD" w:themeColor="accent1"/>
+      <w:sz w:val="24"/>
     </w:rPr>
   </w:style>
   <w:style w:type="paragraph" w:styleId="Heading5">
@@ -816,7 +810,11 @@
     <w:rsid w:val="00AA1D8D"/>
     <w:pPr>
       <w:spacing w:after="120"/>
-    </w:pPr>
+      <w:ind w:firstLine="567"/>
+    </w:pPr>
+    <w:rPr>
+      <w:rFonts w:ascii="宋体" w:eastAsia="宋体" w:hAnsi="宋体"/>
+    </w:rPr>
   </w:style>
   <w:style w:type="character" w:customStyle="1" w:styleId="BodyTextChar">
     <w:name w:val="Body Text Char"/>
@@ -1174,13 +1172,13 @@
     <w:rsid w:val="00FC693F"/>
     <w:pPr>
       <w:spacing w:line="240" w:lineRule="auto"/>
+      <w:ind w:firstLine="0"/>
+      <w:jc w:val="center"/>
     </w:pPr>
     <w:rPr>
-      <w:b/>
+      <w:rFonts w:ascii="黑体" w:hAnsi="黑体" w:eastAsia="黑体"/>
       <w:bCs/>
-      <w:color w:val="4F81BD" w:themeColor="accent1"/>
       <w:sz w:val="18"/>
-      <w:szCs w:val="18"/>
     </w:rPr>
   </w:style>
   <w:style w:type="character" w:styleId="Strong">

--- a/backend/templates/academic/reference.docx
+++ b/backend/templates/academic/reference.docx
@@ -380,6 +380,7 @@
     </w:pPr>
     <w:rPr>
       <w:rFonts w:ascii="宋体" w:hAnsi="宋体" w:eastAsia="宋体"/>
+      <w:i w:val="0"/>
       <w:sz w:val="24"/>
     </w:rPr>
   </w:style>
@@ -446,6 +447,7 @@
       <w:rFonts w:ascii="黑体" w:hAnsi="黑体" w:eastAsia="黑体"/>
       <w:b/>
       <w:bCs/>
+      <w:i w:val="0"/>
       <w:sz w:val="32"/>
     </w:rPr>
   </w:style>
@@ -468,6 +470,7 @@
       <w:rFonts w:ascii="黑体" w:hAnsi="黑体" w:eastAsia="黑体"/>
       <w:b/>
       <w:bCs/>
+      <w:i w:val="0"/>
       <w:sz w:val="28"/>
     </w:rPr>
   </w:style>
@@ -490,6 +493,7 @@
       <w:rFonts w:ascii="黑体" w:hAnsi="黑体" w:eastAsia="黑体"/>
       <w:b/>
       <w:bCs/>
+      <w:i w:val="0"/>
       <w:sz w:val="24"/>
     </w:rPr>
   </w:style>
@@ -513,7 +517,7 @@
       <w:rFonts w:ascii="宋体" w:hAnsi="宋体" w:eastAsia="宋体"/>
       <w:b/>
       <w:bCs/>
-      <w:i/>
+      <w:i w:val="0"/>
       <w:iCs/>
       <w:sz w:val="24"/>
     </w:rPr>
@@ -1178,6 +1182,7 @@
     <w:rPr>
       <w:rFonts w:ascii="黑体" w:hAnsi="黑体" w:eastAsia="黑体"/>
       <w:bCs/>
+      <w:i w:val="0"/>
       <w:sz w:val="18"/>
     </w:rPr>
   </w:style>
@@ -12070,6 +12075,7 @@
     <w:name w:val="Code"/>
     <w:rPr>
       <w:rFonts w:ascii="Consolas" w:hAnsi="Consolas" w:eastAsia="Consolas"/>
+      <w:i w:val="0"/>
       <w:sz w:val="21"/>
     </w:rPr>
   </w:style>
